--- a/ccw5g-pre-work.docx
+++ b/ccw5g-pre-work.docx
@@ -11,7 +11,7 @@
           <wp:inline distT="0" distB="0" distL="0" distR="0">
             <wp:extent cx="1143000" cy="238125"/>
             <wp:effectExtent t="0" r="0" b="0" l="0"/>
-            <wp:docPr id="7" name="" descr="" title=""/>
+            <wp:docPr id="61" name="" descr="" title=""/>
             <wp:cNvGraphicFramePr>
               <a:graphicFrameLocks xmlns:a="http://schemas.openxmlformats.org/drawingml/2006/main" noChangeAspect="1"/>
             </wp:cNvGraphicFramePr>
@@ -101,7 +101,7 @@
           <wp:inline distT="0" distB="0" distL="0" distR="0">
             <wp:extent cx="5943600" cy="28575"/>
             <wp:effectExtent t="0" r="0" b="0" l="0"/>
-            <wp:docPr id="8" name="" descr="" title=""/>
+            <wp:docPr id="62" name="" descr="" title=""/>
             <wp:cNvGraphicFramePr>
               <a:graphicFrameLocks xmlns:a="http://schemas.openxmlformats.org/drawingml/2006/main" noChangeAspect="1"/>
             </wp:cNvGraphicFramePr>
@@ -5291,7 +5291,7 @@
         <wp:inline distT="0" distB="0" distL="0" distR="0">
           <wp:extent cx="152400" cy="76200"/>
           <wp:effectExtent t="0" r="0" b="0" l="0"/>
-          <wp:docPr id="9" name="" descr="" title=""/>
+          <wp:docPr id="63" name="" descr="" title=""/>
           <wp:cNvGraphicFramePr>
             <a:graphicFrameLocks xmlns:a="http://schemas.openxmlformats.org/drawingml/2006/main" noChangeAspect="1"/>
           </wp:cNvGraphicFramePr>

--- a/ccw5g-pre-work.docx
+++ b/ccw5g-pre-work.docx
@@ -453,7 +453,7 @@
                 <w:sz w:val="19"/>
                 <w:szCs w:val="19"/>
               </w:rPr>
-              <w:t xml:space="preserve">One coordinator for the whole team, usually the foundation owner, with help from each target task's owner for Steps 2 and 3, and from a Claude administrator (an Admin or Owner) for Step 4. Every attendee completes Step 6 for themselves: the coordinator forwards it, with the two files from templates/, to each attendee.</w:t>
+              <w:t xml:space="preserve">One coordinator for the whole team, usually the foundation owner, with help from each target task's owner for Steps 2 and 3, and from a Claude administrator (an Admin or Owner) for Step 4. Every attendee completes Step 6 for themselves: the coordinator shares the workshop repository with each attendee, which holds Step 6's instructions and the templates.</w:t>
             </w:r>
           </w:p>
         </w:tc>
@@ -1498,7 +1498,7 @@
           <w:sz w:val="22"/>
           <w:szCs w:val="22"/>
         </w:rPr>
-        <w:t xml:space="preserve">Create a folder called eval-set somewhere outside every git repository, for example in your documents folder or a team share.</w:t>
+        <w:t xml:space="preserve">Create a folder called eval-set somewhere outside every git repository, for example in your home folder. On Windows, keep it inside WSL (your Ubuntu home folder), not on the Windows side or a network share, which the scripts handle badly. Each attendee who runs cases keeps their own copy, for their outputs.</w:t>
       </w:r>
     </w:p>
     <w:p>
@@ -2701,7 +2701,7 @@
           <w:sz w:val="22"/>
           <w:szCs w:val="22"/>
         </w:rPr>
-        <w:t xml:space="preserve">Create a subfolder P-01, P-02, and so on for each, and save the files in the table below. git diff &lt;commit before&gt; &lt;merged commit&gt; &gt; reference.diff saves the change; add --stat to list the files it touched.</w:t>
+        <w:t xml:space="preserve">Create a subfolder P-01, P-02, and so on for each, and save the files in the table below. git diff --output=reference.diff &lt;commit before&gt; &lt;merged commit&gt; saves the change (use --output rather than &gt;: in Windows PowerShell, &gt; changes the file's encoding); git diff --stat lists the files it touched.</w:t>
       </w:r>
     </w:p>
     <w:p>
@@ -3534,7 +3534,7 @@
           <w:sz w:val="21"/>
           <w:szCs w:val="21"/>
         </w:rPr>
-        <w:t xml:space="preserve">20 seats; 7 daily active users in week 1 (35 percent), 9 now (45 percent). PRs with Claude Code: 9 percent. $1,100 over 100 developer active days: about $11 each.</w:t>
+        <w:t xml:space="preserve">20 seats; 7 daily active users in week 1 (35 percent), 9 in week 2 (45 percent). PRs with Claude Code: 9 percent. $1,100 over 100 developer active days: about $11 each.</w:t>
       </w:r>
     </w:p>
     <w:p>
@@ -4307,7 +4307,7 @@
                 <w:sz w:val="19"/>
                 <w:szCs w:val="19"/>
               </w:rPr>
-              <w:t xml:space="preserve">Target task</w:t>
+              <w:t xml:space="preserve">Foundation</w:t>
             </w:r>
           </w:p>
         </w:tc>
@@ -4335,7 +4335,7 @@
                 <w:sz w:val="19"/>
                 <w:szCs w:val="19"/>
               </w:rPr>
-              <w:t xml:space="preserve">A kind of engineering work Claude Code is meant to take on first, such as bug fixes.</w:t>
+              <w:t xml:space="preserve">The first group of engineers and target tasks an organization uses to prove Claude Code before rolling it out more widely. Anthropic calls it a pilot group.</w:t>
             </w:r>
           </w:p>
         </w:tc>
@@ -4368,7 +4368,7 @@
                 <w:sz w:val="19"/>
                 <w:szCs w:val="19"/>
               </w:rPr>
-              <w:t xml:space="preserve">Reference output</w:t>
+              <w:t xml:space="preserve">Target task</w:t>
             </w:r>
           </w:p>
         </w:tc>
@@ -4396,7 +4396,7 @@
                 <w:sz w:val="19"/>
                 <w:szCs w:val="19"/>
               </w:rPr>
-              <w:t xml:space="preserve">The merged pull request: the standard Claude Code is judged against.</w:t>
+              <w:t xml:space="preserve">A kind of engineering work Claude Code is meant to take on first, such as bug fixes.</w:t>
             </w:r>
           </w:p>
         </w:tc>
@@ -4429,7 +4429,7 @@
                 <w:sz w:val="19"/>
                 <w:szCs w:val="19"/>
               </w:rPr>
-              <w:t xml:space="preserve">Commit before</w:t>
+              <w:t xml:space="preserve">Reference output</w:t>
             </w:r>
           </w:p>
         </w:tc>
@@ -4457,7 +4457,7 @@
                 <w:sz w:val="19"/>
                 <w:szCs w:val="19"/>
               </w:rPr>
-              <w:t xml:space="preserve">The commit the pull request started from. Each case is replayed from it.</w:t>
+              <w:t xml:space="preserve">The merged pull request: the standard Claude Code is judged against.</w:t>
             </w:r>
           </w:p>
         </w:tc>
@@ -4490,7 +4490,7 @@
                 <w:sz w:val="19"/>
                 <w:szCs w:val="19"/>
               </w:rPr>
-              <w:t xml:space="preserve">Case branch</w:t>
+              <w:t xml:space="preserve">Commit before</w:t>
             </w:r>
           </w:p>
         </w:tc>
@@ -4518,7 +4518,7 @@
                 <w:sz w:val="19"/>
                 <w:szCs w:val="19"/>
               </w:rPr>
-              <w:t xml:space="preserve">A branch at the commit before, so a clone in the workshop can stop there.</w:t>
+              <w:t xml:space="preserve">The commit the pull request started from. Each case is replayed from it.</w:t>
             </w:r>
           </w:p>
         </w:tc>
@@ -4551,7 +4551,7 @@
                 <w:sz w:val="19"/>
                 <w:szCs w:val="19"/>
               </w:rPr>
-              <w:t xml:space="preserve">Eval case</w:t>
+              <w:t xml:space="preserve">Case branch</w:t>
             </w:r>
           </w:p>
         </w:tc>
@@ -4579,7 +4579,7 @@
                 <w:sz w:val="19"/>
                 <w:szCs w:val="19"/>
               </w:rPr>
-              <w:t xml:space="preserve">One request with its standard: what a good result must include, what it must not do, and the merged pull request as the reference.</w:t>
+              <w:t xml:space="preserve">A branch at the commit before, so a clone in the workshop can stop there.</w:t>
             </w:r>
           </w:p>
         </w:tc>
@@ -4612,7 +4612,7 @@
                 <w:sz w:val="19"/>
                 <w:szCs w:val="19"/>
               </w:rPr>
-              <w:t xml:space="preserve">Domain expert</w:t>
+              <w:t xml:space="preserve">Eval case</w:t>
             </w:r>
           </w:p>
         </w:tc>
@@ -4640,7 +4640,7 @@
                 <w:sz w:val="19"/>
                 <w:szCs w:val="19"/>
               </w:rPr>
-              <w:t xml:space="preserve">Someone who would approve or reject this work in a real review.</w:t>
+              <w:t xml:space="preserve">One request with its standard: what a good result must include, what it must not do, and the merged pull request as the reference.</w:t>
             </w:r>
           </w:p>
         </w:tc>
@@ -4673,7 +4673,7 @@
                 <w:sz w:val="19"/>
                 <w:szCs w:val="19"/>
               </w:rPr>
-              <w:t xml:space="preserve">Exit criteria</w:t>
+              <w:t xml:space="preserve">Domain expert</w:t>
             </w:r>
           </w:p>
         </w:tc>
@@ -4681,6 +4681,67 @@
           <w:tcPr>
             <w:tcW w:type="dxa" w:w="6960"/>
             <w:shd w:fill="FFFFFF" w:val="clear"/>
+            <w:tcMar>
+              <w:top w:type="dxa" w:w="80"/>
+              <w:left w:type="dxa" w:w="110"/>
+              <w:bottom w:type="dxa" w:w="80"/>
+              <w:right w:type="dxa" w:w="110"/>
+            </w:tcMar>
+          </w:tcPr>
+          <w:p>
+            <w:pPr>
+              <w:spacing w:line="270"/>
+            </w:pPr>
+            <w:r>
+              <w:rPr>
+                <w:rFonts w:ascii="Arial" w:cs="Arial" w:eastAsia="Arial" w:hAnsi="Arial"/>
+                <w:b w:val="false"/>
+                <w:bCs w:val="false"/>
+                <w:color w:val="262626"/>
+                <w:sz w:val="19"/>
+                <w:szCs w:val="19"/>
+              </w:rPr>
+              <w:t xml:space="preserve">Someone who would approve or reject this work in a real review.</w:t>
+            </w:r>
+          </w:p>
+        </w:tc>
+      </w:tr>
+      <w:tr>
+        <w:trPr>
+          <w:cantSplit/>
+        </w:trPr>
+        <w:tc>
+          <w:tcPr>
+            <w:tcW w:type="dxa" w:w="2400"/>
+            <w:shd w:fill="F4F6F8" w:val="clear"/>
+            <w:tcMar>
+              <w:top w:type="dxa" w:w="80"/>
+              <w:left w:type="dxa" w:w="110"/>
+              <w:bottom w:type="dxa" w:w="80"/>
+              <w:right w:type="dxa" w:w="110"/>
+            </w:tcMar>
+          </w:tcPr>
+          <w:p>
+            <w:pPr>
+              <w:spacing w:line="270"/>
+            </w:pPr>
+            <w:r>
+              <w:rPr>
+                <w:rFonts w:ascii="Arial" w:cs="Arial" w:eastAsia="Arial" w:hAnsi="Arial"/>
+                <w:b/>
+                <w:bCs/>
+                <w:color w:val="262626"/>
+                <w:sz w:val="19"/>
+                <w:szCs w:val="19"/>
+              </w:rPr>
+              <w:t xml:space="preserve">Exit criteria</w:t>
+            </w:r>
+          </w:p>
+        </w:tc>
+        <w:tc>
+          <w:tcPr>
+            <w:tcW w:type="dxa" w:w="6960"/>
+            <w:shd w:fill="F4F6F8" w:val="clear"/>
             <w:tcMar>
               <w:top w:type="dxa" w:w="80"/>
               <w:left w:type="dxa" w:w="110"/>
@@ -4815,7 +4876,7 @@
           <w:sz w:val="22"/>
           <w:szCs w:val="22"/>
         </w:rPr>
-        <w:t xml:space="preserve">Each run is a real model call on your plan or API account. Expect about six runs per attendee in the session. Each run's output reports its cost, and the tracker records it. Anthropic's benchmark from enterprise deployments is about $13 per developer per active day.</w:t>
+        <w:t xml:space="preserve">Each run is a real model call on your plan or API account. Expect about six runs per attendee in the session: in testing, a practice run cost about $0.40, so about $2.50 per attendee. Each run's output reports its cost, and the tracker records it. Anthropic's benchmark from enterprise deployments is about $13 per developer per active day.</w:t>
       </w:r>
     </w:p>
     <w:p>
@@ -4878,7 +4939,7 @@
           <w:sz w:val="22"/>
           <w:szCs w:val="22"/>
         </w:rPr>
-        <w:t xml:space="preserve">Nothing needs to be sent to WWT. Forward Step 6 and the two files from templates/ to every attendee, or share the workshop repository, which holds them all. Bring the tracker and the eval-set folder to the workshop on the coordinator's machine, ready to share on screen.</w:t>
+        <w:t xml:space="preserve">Nothing needs to be sent to WWT. Share the workshop repository with every attendee: Step 6 and the templates are in it. Bring the tracker and the eval-set folder to the workshop on the coordinator's machine, ready to share on screen.</w:t>
       </w:r>
     </w:p>
     <w:p>

--- a/ccw5g-pre-work.docx
+++ b/ccw5g-pre-work.docx
@@ -1555,7 +1555,7 @@
           <w:sz w:val="22"/>
           <w:szCs w:val="22"/>
         </w:rPr>
-        <w:t xml:space="preserve">In the workshop, runs happen in a different folder, such as eval-runs in your home folder. Keep it apart from eval-set: never put one inside the other.</w:t>
+        <w:t xml:space="preserve">In the workshop, runs happen in a different folder, such as nw-runs in your home folder. Keep it apart from eval-set: never put one inside the other.</w:t>
       </w:r>
     </w:p>
     <w:p>
@@ -3869,7 +3869,7 @@
           <w:sz w:val="22"/>
           <w:szCs w:val="22"/>
         </w:rPr>
-        <w:t xml:space="preserve">Get the workshop repository, as section 1.5 of its WALKTHROUGH.md describes, and run: bash templates/check-setup.sh. It checks git, Python, and Claude Code, changes nothing, and prints how to fix anything missing. Section 1 of the walkthrough explains each install step by step, for macOS, Linux, and Windows, and assumes no experience with terminals.</w:t>
+        <w:t xml:space="preserve">Get the workshop repository, as section 1.5 of its WALKTHROUGH.md describes, and run: bash ~/ccw5g/templates/check-setup.sh. It checks git, Python, and Claude Code, changes nothing, and prints how to fix anything missing. Section 1 of the walkthrough explains each install step by step, for macOS, Linux, and Windows, and assumes no experience with terminals.</w:t>
       </w:r>
     </w:p>
     <w:p>
@@ -3888,7 +3888,7 @@
           <w:sz w:val="22"/>
           <w:szCs w:val="22"/>
         </w:rPr>
-        <w:t xml:space="preserve">Fix every line the check marks FIX, open a new terminal window, and run the check again until it says All set. Then run bash templates/check-setup.sh --live, which makes one tiny real call to Claude Code (a few cents) to prove you are signed in.</w:t>
+        <w:t xml:space="preserve">Fix every line the check marks FIX, open a new terminal window, and run the check again until it says All set. Then run bash ~/ccw5g/templates/check-setup.sh --live, which makes one tiny real call to Claude Code (a few cents) to prove you are signed in.</w:t>
       </w:r>
     </w:p>
     <w:p>
